--- a/templates/legal/SERVICE_AGREEMENT_TEMPLATE.docx
+++ b/templates/legal/SERVICE_AGREEMENT_TEMPLATE.docx
@@ -1003,13 +1003,13 @@
     <w:tr>
       <w:tc>
         <w:tcPr>
-          <w:tcW w:type="dxa" w:w="1440"/>
+          <w:tcW w:type="dxa" w:w="1872"/>
         </w:tcPr>
         <w:p>
           <w:r>
             <w:drawing>
               <wp:inline xmlns:a="http://schemas.openxmlformats.org/drawingml/2006/main" xmlns:pic="http://schemas.openxmlformats.org/drawingml/2006/picture">
-                <wp:extent cx="324066" cy="457200"/>
+                <wp:extent cx="892395" cy="502920"/>
                 <wp:docPr id="1" name="Picture 1"/>
                 <wp:cNvGraphicFramePr>
                   <a:graphicFrameLocks noChangeAspect="1"/>
@@ -1030,7 +1030,7 @@
                       <pic:spPr>
                         <a:xfrm>
                           <a:off x="0" y="0"/>
-                          <a:ext cx="324066" cy="457200"/>
+                          <a:ext cx="892395" cy="502920"/>
                         </a:xfrm>
                         <a:prstGeom prst="rect"/>
                       </pic:spPr>
@@ -1044,7 +1044,7 @@
       </w:tc>
       <w:tc>
         <w:tcPr>
-          <w:tcW w:type="dxa" w:w="8496"/>
+          <w:tcW w:type="dxa" w:w="8064"/>
         </w:tcPr>
         <w:p>
           <w:pPr>
